--- a/docs.docx
+++ b/docs.docx
@@ -5,7 +5,6 @@
     <w:p>
       <w:pPr>
         <w:rPr>
-          <w:rFonts w:hint="cs"/>
           <w:rtl/>
         </w:rPr>
       </w:pPr>
@@ -20,7 +19,6 @@
     <w:p>
       <w:pPr>
         <w:rPr>
-          <w:rFonts w:hint="cs"/>
           <w:rtl/>
         </w:rPr>
       </w:pPr>
@@ -35,7 +33,6 @@
     <w:p>
       <w:pPr>
         <w:rPr>
-          <w:rFonts w:hint="cs"/>
           <w:rtl/>
         </w:rPr>
       </w:pPr>
@@ -51,13 +48,8 @@
       <w:pPr>
         <w:bidi w:val="0"/>
       </w:pPr>
-      <w:proofErr w:type="spellStart"/>
-      <w:r>
-        <w:t>npm</w:t>
-      </w:r>
-      <w:proofErr w:type="spellEnd"/>
-      <w:r>
-        <w:t xml:space="preserve"> install -g @angular/cli</w:t>
+      <w:r>
+        <w:t>npm install -g @angular/cli</w:t>
       </w:r>
     </w:p>
     <w:p>
@@ -92,7 +84,6 @@
     <w:p>
       <w:pPr>
         <w:rPr>
-          <w:rFonts w:hint="cs"/>
           <w:rtl/>
         </w:rPr>
       </w:pPr>
@@ -109,15 +100,50 @@
         <w:bidi w:val="0"/>
       </w:pPr>
       <w:r>
-        <w:t xml:space="preserve">ng </w:t>
-      </w:r>
-      <w:proofErr w:type="gramStart"/>
-      <w:r>
-        <w:t>generate</w:t>
-      </w:r>
-      <w:proofErr w:type="gramEnd"/>
-      <w:r>
-        <w:t xml:space="preserve"> component home</w:t>
+        <w:t>ng generate component home</w:t>
+      </w:r>
+    </w:p>
+    <w:p>
+      <w:pPr>
+        <w:rPr>
+          <w:rFonts w:hint="cs"/>
+          <w:rtl/>
+        </w:rPr>
+      </w:pPr>
+      <w:r>
+        <w:rPr>
+          <w:rFonts w:hint="cs"/>
+          <w:rtl/>
+        </w:rPr>
+        <w:t>وقتی میخوای از یه کامپوننتی استفاده کنی اونو ایمپورت کن وگرنه وارنینگ میده. فکر کنم توی تمپلت این لاین حتی خطا هم میده</w:t>
+      </w:r>
+    </w:p>
+    <w:p>
+      <w:pPr>
+        <w:rPr>
+          <w:rFonts w:hint="cs"/>
+          <w:rtl/>
+        </w:rPr>
+      </w:pPr>
+      <w:r>
+        <w:t>RouterOutlet</w:t>
+      </w:r>
+      <w:r>
+        <w:rPr>
+          <w:rFonts w:hint="cs"/>
+          <w:rtl/>
+        </w:rPr>
+        <w:t xml:space="preserve"> برای </w:t>
+      </w:r>
+      <w:r>
+        <w:t>routing</w:t>
+      </w:r>
+      <w:r>
+        <w:rPr>
+          <w:rFonts w:hint="cs"/>
+          <w:rtl/>
+        </w:rPr>
+        <w:t xml:space="preserve"> عه</w:t>
       </w:r>
     </w:p>
     <w:p>

--- a/docs.docx
+++ b/docs.docx
@@ -144,6 +144,229 @@
           <w:rtl/>
         </w:rPr>
         <w:t xml:space="preserve"> عه</w:t>
+      </w:r>
+    </w:p>
+    <w:p>
+      <w:pPr>
+        <w:rPr>
+          <w:rFonts w:hint="cs"/>
+          <w:rtl/>
+        </w:rPr>
+      </w:pPr>
+      <w:r>
+        <w:rPr>
+          <w:rFonts w:hint="cs"/>
+          <w:rtl/>
+        </w:rPr>
+        <w:t>چی یاد گرفتم تا اینجا</w:t>
+      </w:r>
+    </w:p>
+    <w:p>
+      <w:pPr>
+        <w:rPr>
+          <w:rtl/>
+        </w:rPr>
+      </w:pPr>
+      <w:r>
+        <w:rPr>
+          <w:rFonts w:hint="cs"/>
+          <w:rtl/>
+        </w:rPr>
+        <w:t xml:space="preserve">برای اینکه یه کامپوننت ورودی ش اجباری بشه. از </w:t>
+      </w:r>
+      <w:r>
+        <w:t>input.required</w:t>
+      </w:r>
+      <w:r>
+        <w:rPr>
+          <w:rFonts w:hint="cs"/>
+          <w:rtl/>
+        </w:rPr>
+        <w:t xml:space="preserve"> استفاده می کنیم.</w:t>
+      </w:r>
+      <w:r>
+        <w:rPr>
+          <w:rFonts w:hint="cs"/>
+          <w:rtl/>
+        </w:rPr>
+        <w:t xml:space="preserve"> </w:t>
+      </w:r>
+    </w:p>
+    <w:p>
+      <w:pPr>
+        <w:rPr>
+          <w:rFonts w:hint="cs"/>
+          <w:rtl/>
+        </w:rPr>
+      </w:pPr>
+      <w:r>
+        <w:rPr>
+          <w:rFonts w:hint="cs"/>
+          <w:rtl/>
+        </w:rPr>
+        <w:t xml:space="preserve">هر کامپوننتی که نیاز داشته باشیم به لیست </w:t>
+      </w:r>
+      <w:r>
+        <w:t>imports</w:t>
+      </w:r>
+      <w:r>
+        <w:rPr>
+          <w:rFonts w:hint="cs"/>
+          <w:rtl/>
+        </w:rPr>
+        <w:t xml:space="preserve"> اضافه ش می کنیم. اضافه کنیم استفاده نکنیم، وانینگ میده. اینو برای پرفورمنس اضافه کرده. </w:t>
+      </w:r>
+    </w:p>
+    <w:p>
+      <w:pPr>
+        <w:rPr>
+          <w:rFonts w:hint="cs"/>
+          <w:rtl/>
+        </w:rPr>
+      </w:pPr>
+      <w:r>
+        <w:rPr>
+          <w:rFonts w:hint="cs"/>
+          <w:rtl/>
+        </w:rPr>
+        <w:t xml:space="preserve">توی تایپ اسکریپت </w:t>
+      </w:r>
+      <w:r>
+        <w:t>export default</w:t>
+      </w:r>
+      <w:r>
+        <w:rPr>
+          <w:rFonts w:hint="cs"/>
+          <w:rtl/>
+        </w:rPr>
+        <w:t xml:space="preserve"> وقتی می کنیم، توی فایل دیگه هر اسمی میتونیم بزاریم برای ایمپورت و نیاز به {} نداره دیگه. </w:t>
+      </w:r>
+    </w:p>
+    <w:p>
+      <w:pPr>
+        <w:rPr>
+          <w:rtl/>
+        </w:rPr>
+      </w:pPr>
+      <w:r>
+        <w:rPr>
+          <w:rFonts w:hint="cs"/>
+          <w:rtl/>
+        </w:rPr>
+        <w:t xml:space="preserve">برای لینک دادن از </w:t>
+      </w:r>
+      <w:r>
+        <w:t>routerLink</w:t>
+      </w:r>
+      <w:r>
+        <w:rPr>
+          <w:rFonts w:hint="cs"/>
+          <w:rtl/>
+        </w:rPr>
+        <w:t xml:space="preserve"> استفاده میشه، مثال:</w:t>
+      </w:r>
+    </w:p>
+    <w:p>
+      <w:pPr>
+        <w:bidi w:val="0"/>
+      </w:pPr>
+      <w:r>
+        <w:t>&lt;nav&gt;</w:t>
+      </w:r>
+    </w:p>
+    <w:p>
+      <w:pPr>
+        <w:bidi w:val="0"/>
+      </w:pPr>
+      <w:r>
+        <w:t xml:space="preserve">  &lt;a routerLink="/"&gt;Home&lt;/a&gt;</w:t>
+      </w:r>
+    </w:p>
+    <w:p>
+      <w:pPr>
+        <w:bidi w:val="0"/>
+      </w:pPr>
+      <w:r>
+        <w:t xml:space="preserve">  &lt;a routerLink="/about"&gt;About&lt;/a&gt;</w:t>
+      </w:r>
+    </w:p>
+    <w:p>
+      <w:pPr>
+        <w:bidi w:val="0"/>
+      </w:pPr>
+      <w:r>
+        <w:t>&lt;/nav&gt;</w:t>
+      </w:r>
+    </w:p>
+    <w:p>
+      <w:pPr>
+        <w:bidi w:val="0"/>
+      </w:pPr>
+      <w:r>
+        <w:t>&lt;hr&gt;</w:t>
+      </w:r>
+    </w:p>
+    <w:p>
+      <w:pPr>
+        <w:bidi w:val="0"/>
+      </w:pPr>
+      <w:r>
+        <w:t>&lt;router-outlet /&gt;</w:t>
+      </w:r>
+    </w:p>
+    <w:p>
+      <w:pPr>
+        <w:rPr>
+          <w:rFonts w:hint="cs"/>
+          <w:rtl/>
+        </w:rPr>
+      </w:pPr>
+      <w:r>
+        <w:rPr>
+          <w:rFonts w:hint="cs"/>
+          <w:rtl/>
+        </w:rPr>
+        <w:t xml:space="preserve">و </w:t>
+      </w:r>
+      <w:r>
+        <w:t>component</w:t>
+      </w:r>
+      <w:r>
+        <w:rPr>
+          <w:rFonts w:hint="cs"/>
+          <w:rtl/>
+        </w:rPr>
+        <w:t xml:space="preserve"> میره جای </w:t>
+      </w:r>
+      <w:r>
+        <w:t>&lt;router-outlet /&gt;</w:t>
+      </w:r>
+      <w:r>
+        <w:rPr>
+          <w:rFonts w:hint="cs"/>
+          <w:rtl/>
+        </w:rPr>
+        <w:t xml:space="preserve"> میشینه. مثل </w:t>
+      </w:r>
+      <w:r>
+        <w:t>vue</w:t>
+      </w:r>
+      <w:r>
+        <w:rPr>
+          <w:rFonts w:hint="cs"/>
+          <w:rtl/>
+        </w:rPr>
+        <w:t xml:space="preserve"> شایدم </w:t>
+      </w:r>
+      <w:r>
+        <w:t>vue</w:t>
+      </w:r>
+      <w:r>
+        <w:rPr>
+          <w:rFonts w:hint="cs"/>
+          <w:rtl/>
+        </w:rPr>
+        <w:t xml:space="preserve"> مثل اینه</w:t>
       </w:r>
     </w:p>
     <w:p>
